--- a/example_articles/gender/Men/5.gender_Men_Other_publisher.docx
+++ b/example_articles/gender/Men/5.gender_Men_Other_publisher.docx
@@ -7,7 +7,9 @@
         <w:pStyle w:val="Heading1"/>
       </w:pPr>
       <w:r>
-        <w:t>Gulf contribution reflects South's military tradition</w:t>
+        <w:t>Topic: SELLING BEER;</w:t>
+        <w:br/>
+        <w:t>Advertising doesn't promote alcohol abuse</w:t>
       </w:r>
     </w:p>
     <w:p>
@@ -17,22 +19,22 @@
     </w:p>
     <w:p>
       <w:r>
-        <w:t>Date: 1990-12-12</w:t>
+        <w:t>Date: 1990-07-09</w:t>
       </w:r>
     </w:p>
     <w:p>
       <w:r>
-        <w:t>Section: NEWS; Pg. 10A; Statesline</w:t>
+        <w:t>Section: NEWS; Pg. 11A; Inquiry</w:t>
       </w:r>
     </w:p>
     <w:p>
       <w:r>
-        <w:t>Source file: Other publishers/Files (500) (27).DOCX</w:t>
+        <w:t>Source file: Other publishers/Files (500) (28).DOCX</w:t>
       </w:r>
     </w:p>
     <w:p>
       <w:r>
-        <w:t>Raw gender result, 'gender': Mostly men (referenced as "white males" and "white male vote")</w:t>
+        <w:t>Raw gender result, 'gender': Mostly men (but also women)</w:t>
       </w:r>
     </w:p>
     <w:p>
@@ -49,55 +51,77 @@
     </w:p>
     <w:p>
       <w:r>
-        <w:t>A fictional Southerner in Mac Hyman's No Time For Sergeants summed up why he wanted to be in the infantry, nearly 40 years ago:</w:t>
+        <w:t>Stephen Burrows (left) is vice president of consumer awareness and education and Stephen Lambright is vice president and group executive for industry and government affairs of the Anheuser-Busch Companies Inc. They were interviewed by USA TODAY's editorial board.</w:t>
         <w:br/>
-        <w:t>''My great-grandpa was under Stonewall Jackson in the Battle of Chancellorsville … and his brother was with Forrest and my Dad … was in the Rainbow Division and I had two brothers in the last war,'' said the character Ben.</w:t>
+        <w:t xml:space="preserve"> </w:t>
         <w:br/>
-        <w:t>The tradition of fighting Southerners is continuing during the military buildup in the Persian Gulf. States like Mississippi, Louisiana, Tennessee, Alabama, Florida and North Carolina are contributing more than their share of the National Guard and Reserves.</w:t>
+        <w:t>USA TODAY: Beer advertising is under fire, and a bill in Congress would slap certain restrictions on it. Do you think it will pass?</w:t>
         <w:br/>
-        <w:t>Statistics from the Department of Defense show Southern states lead the rest of the nation in the number of recently activated reservists. By Nov. 25, Alabama, with 3,988 activated reserve troops, had contributed nearly as many reservists to the recent call-up as much more populous California, where 4,050 had been activated.</w:t>
+        <w:t>LAMBRIGHT: The Federal Trade Commission found in 1985 that there was no suggestion in the scientific literature that advertising promoted abuse and no reason to believe that it promoted underage consumption. We don't think there's a serious move in Congress. The testifiers will be the typical critics of our industry - the Center for Science in the Public Interest, whose only science, in our opinion, is in their name. They don't engage in scientific studies and they make the facts suitable to whatever they'd like to say.</w:t>
         <w:br/>
-        <w:t>Among the leaders in numbers of activated reserves were: Arkansas, 2,221; Florida, 2,905; Georgia, 3,189; Tennessee, 3,022; South Carolina, 1,844; Louisiana, 2,390; Mississippi, 2,005; and North Carolina, 3,443.</w:t>
+        <w:t>USA TODAY: How can you be so sure that advertising doesn't influence people to drink more beer?</w:t>
         <w:br/>
-        <w:t>By comparison, New York state, with a population of 17.5 million, contributed 3,065 reserve troops. Pennsylvania, more populous than any Southern state except Florida and Texas, contributed 1,578 out of its 12 million population.</w:t>
+        <w:t>LAMBRIGHT: If it were our intent to promote use, we have really failed because sales are flat. Our intent is to promote our Budweiser and Michelob brands vs. our competitors' brands; we have been very successful because while other companies have lost, our company consistently each year grows in sales.</w:t>
         <w:br/>
-        <w:t>While these figures change daily, the pattern of contributions from individual states isn't likely to change.</w:t>
+        <w:t xml:space="preserve"> </w:t>
         <w:br/>
-        <w:t>The lingering small town, rural nature of the South is a major factor in the popularity of the Guard and Reserves in the region, said Rep. G.V. ''Sonny'' Montgomery, D-Miss., a high-ranking member of the House Armed Services Committee and chairman of the House Veterans Affairs Committee.</w:t>
+        <w:t>USA TODAY: Budweiser often advertises in college newspapers and radio spots. Doesn't that show that your company is singling out young people to pitch beer to?</w:t>
         <w:br/>
-        <w:t>''It is the small town South,'' said Montgomery, a World War II veteran. ''It hasn't changed. That is the way it was in World War II, Korea and Vietnam.''</w:t>
+        <w:t>BURROWS: Our wholesalers, where allowed, will buy advertising in college newspapers, either what I'll call beer advertising or Know When to Say When advertising. According to the Department of Education, 67% of the college students today are over 21. So we believe that that's an appropriate place for us to be. But it's a place that we have to manage carefully because there is a mixture.</w:t>
         <w:br/>
-        <w:t>Unlike metropolitan areas where units often struggle to find volunteers, communities in the South jealously seek to get Guard and Reserve units because of their economic boost to the area, Montgomery said. These units become part of the fabric of small-town society, he said.</w:t>
+        <w:t xml:space="preserve"> </w:t>
         <w:br/>
-        <w:t>''It is kind of the center of the community, the armory. In the big city, you've got stadiums, coliseums, skating rinks.''</w:t>
+        <w:t>USA TODAY: What is the profile of the average beer drinker?</w:t>
         <w:br/>
-        <w:t>The Persian Gulf crisis has shown the Pentagon's increased dependence on these Guard and Reserve units, which play a larger role today in both support and combat missions than ever before.</w:t>
+        <w:t>BURROWS: The demographics of a beer drinker are generally men between 24 and 49. Beer drinkers, in general, tend to earn less than $ 30,000 a year.</w:t>
         <w:br/>
-        <w:t>The Pentagon has no regional breakdown of regular troops that may now be serving in the Persian Gulf.</w:t>
+        <w:t>LAMBRIGHT: We describe them as working men and women, traditionally the blue- collar worker. There are more women drinking beer than there used to be. There are more upscale people drinking beer than there used to be.</w:t>
         <w:br/>
-        <w:t>But with its large working class and minority population, the South is undoubtedly a major contributor. The Pentagon says that nearly 21% of all its active troops are black. Blacks make up about 13% of the nation's population and are most heavily concentrated in the South.</w:t>
+        <w:t xml:space="preserve"> </w:t>
         <w:br/>
-        <w:t>Many of the nation's military bases also are located in the South, where land has traditionally been cheap and the warm weather ideal for training.</w:t>
+        <w:t>USA TODAY: What percentage of women buy your beer?</w:t>
         <w:br/>
-        <w:t>''It is a question of training troops in a mild climate and not having to heat large areas,'' said Karl Cocke, historian with the Army's Center for Military History in Washington. ''There is more room there (in the South and Southwest) for training activities.''</w:t>
+        <w:t>LAMBRIGHT: Women make up the great percentage of people who buy our beer. Men make up the greater percentage of people who drink our beer. Traditionally, you still have a great volume of beer being purchased in the supermarket when people are buying groceries. And this, in turn, results in a very high number of women making the purchase decision in the store.</w:t>
         <w:br/>
-        <w:t>The South's traditional patriotism, political conservatism, and economic problems have been reasons why its citizens join the military.</w:t>
+        <w:t xml:space="preserve"> </w:t>
         <w:br/>
-        <w:t>Those are some of the reasons that motivated Sgt. Wayne Morgan, 59, of Nettleton, Miss., a member of the Army National Guard's recently activated 155th Armored Brigade.</w:t>
+        <w:t>USA TODAY: What other kinds of customers are you looking for?</w:t>
         <w:br/>
-        <w:t>Some join simply out of loyalty to the country, Morgan said. Others join for that reason and because of ''hard times … like when I got in (1974).''</w:t>
+        <w:t>BURROWS: If you're old enough to drink, we'd love to have you for a customer, and we've been pretty successful at convincing 80 million people to come toward our product. However, we don't want to encourage alcohol abuse or drunk driving as a part of the marketing. And we don't want the business of an abuser or a child.</w:t>
         <w:br/>
-        <w:t>Morgan, who worked at a garment factory in 1974, said he joined at least in part because he ''needed the extra income for my home payment.''</w:t>
+        <w:t xml:space="preserve"> </w:t>
         <w:br/>
-        <w:t xml:space="preserve"> TEXT OF GRAPHIC</w:t>
+        <w:t>USA TODAY: Aren't people better off not drinking?</w:t>
         <w:br/>
-        <w:t>Desert Shield reservists</w:t>
+        <w:t>LAMBRIGHT: There are numerous studies indicating that in certain areas of health, especially cardiovascular, a moderate user is in better shape than a non-user or an abuser. We believe our product is the beverage of moderation and that when used in moderation, it has positive health and social attributes related to it vs. non-use and abuse.</w:t>
         <w:br/>
-        <w:t>Total number of reservists - including National Guard units - from each state called into active duty in Operation Desert Shield. The Department of Defense numbers are as of Nov. 25.</w:t>
+        <w:t xml:space="preserve"> </w:t>
         <w:br/>
-        <w:t>Guam &amp; V.I.  0</w:t>
+        <w:t>USA TODAY: Do you target market your products to minorities?</w:t>
         <w:br/>
-        <w:t>Source: Department of Defense</w:t>
+        <w:t>LAMBRIGHT: A good part of that argument is aimed at billboards. It emanated out of Detroit, and a good part of that was against alcohol advertisers who were accused of aiming specifically at black, inner-city areas and taking advantage of people who were somehow more prone to a problem than anybody else. We don't believe there's an inherent evil in target marketing, and we believe that the black, inner-city community in Detroit has the ability to make a responsible decision just like any other community anywhere else. So we don't buy the argument of our critics that we are trying to take advantage of a community of people - blacks, Hispanics, women.</w:t>
+        <w:br/>
+        <w:t>BURROWS: That is a cop-out, that painting over billboards is going to solve alcohol abuse. The problems that many inner-city communities face - lack of employment and educational opportunities, poverty - are more complex than a billboard. And that is why our company has tried to be active in those communities in education, such as supporting the United Negro College Fund and the National Hispanic Scholarship Foundation.</w:t>
+        <w:br/>
+        <w:t xml:space="preserve"> </w:t>
+        <w:br/>
+        <w:t>USA TODAY: Isn't it true that alcohol abuse causes more damage in economic and in human terms than illegal drug abuse?</w:t>
+        <w:br/>
+        <w:t>BURROWS: We would not disagree that there are personal and economic losses associated with the abuse of our product. But to equate alcohol with those drugs takes emphasis off the illicit drug problem in this country. Let's deal with illicit drug use, but let's do so with a clear agenda, not by lumping the two together.</w:t>
+        <w:br/>
+        <w:t>LAMBRIGHT: If you take a person who has been stopped for driving under the influence of drugs or alcohol, no matter what they've had, their standard response is, ''Gee, I just had two beers.'' I'm not minimizing our being a part of the problem, but I think we take a little bit of a bum rap as the cover for some other problems.</w:t>
+        <w:br/>
+        <w:t xml:space="preserve"> </w:t>
+        <w:br/>
+        <w:t>USA TODAY: Some people argue that a good way to increase revenue would be to hike so-called ''sin taxes'' on alcohol. Do you agree?</w:t>
+        <w:br/>
+        <w:t>LAMBRIGHT: We already pay more taxes than we make in profit. People say that our taxes haven't been increased since 1951. That is true and false. We have not had a federal excise tax increase on beer since 1951, but since then, the states have increased our excise taxes over 700%. We are one of the most highly excise-taxed legal products in the marketplace today. We don't believe that the working-class beer drinker should be singled out to pay that tax because he enjoys a can of beer when he comes home from work as opposed to finding true, broad-based economic resolutions to the problem.</w:t>
+        <w:br/>
+        <w:br/>
+        <w:t>Notes</w:t>
+        <w:br/>
+        <w:br/>
+        <w:t>Accompanying stories; What you should tell your kids; Ads 'normalize' drinking, influence young people</w:t>
         <w:br/>
         <w:br/>
         <w:t>Graphic</w:t>
@@ -105,11 +129,7 @@
         <w:br/>
         <w:t xml:space="preserve"> </w:t>
         <w:br/>
-        <w:t>b/w, Source: Department of Defense; PHOTO; b/w, Fred Bayles, AP</w:t>
-        <w:br/>
-        <w:t xml:space="preserve"> </w:t>
-        <w:br/>
-        <w:t>CUTLINE: GULF GOODBYE: National Guard member Ulysses Calhoun kisses daughter Whitney before leaving South Carolina for Saudi Arabia on Sept. 17.</w:t>
+        <w:t>PHOTO; b/w, David Tellez, USA TODAY (Stephen Burrows); PHOTO; b/w, David Tellez, USA TODAY (Stephen Lambright)</w:t>
       </w:r>
     </w:p>
     <w:sectPr>

--- a/example_articles/gender/Men/5.gender_Men_Other_publisher.docx
+++ b/example_articles/gender/Men/5.gender_Men_Other_publisher.docx
@@ -7,9 +7,9 @@
         <w:pStyle w:val="Heading1"/>
       </w:pPr>
       <w:r>
-        <w:t>Topic: SELLING BEER;</w:t>
+        <w:t>London, Service were miners of literary gold;</w:t>
         <w:br/>
-        <w:t>Advertising doesn't promote alcohol abuse</w:t>
+        <w:t xml:space="preserve"> Both are remembered fondly in Dawson City, where they earned fame</w:t>
       </w:r>
     </w:p>
     <w:p>
@@ -19,12 +19,12 @@
     </w:p>
     <w:p>
       <w:r>
-        <w:t>Date: 1990-07-09</w:t>
+        <w:t>Date: 1997-07-20</w:t>
       </w:r>
     </w:p>
     <w:p>
       <w:r>
-        <w:t>Section: NEWS; Pg. 11A; Inquiry</w:t>
+        <w:t>Section: Travel; Pg. 5G</w:t>
       </w:r>
     </w:p>
     <w:p>
@@ -34,7 +34,7 @@
     </w:p>
     <w:p>
       <w:r>
-        <w:t>Raw gender result, 'gender': Mostly men (but also women)</w:t>
+        <w:t>Raw gender result, 'gender': Mostly men</w:t>
       </w:r>
     </w:p>
     <w:p>
@@ -51,77 +51,69 @@
     </w:p>
     <w:p>
       <w:r>
-        <w:t>Stephen Burrows (left) is vice president of consumer awareness and education and Stephen Lambright is vice president and group executive for industry and government affairs of the Anheuser-Busch Companies Inc. They were interviewed by USA TODAY's editorial board.</w:t>
+        <w:t>Dawson seems an unlikely place for literary interludes, but it provides two anyway, in the form of small log cabins standing near each other on a spruce-shaded back street.</w:t>
         <w:br/>
-        <w:t xml:space="preserve"> </w:t>
+        <w:t xml:space="preserve"> Once they sheltered the two best-known writers of the Klondike: poet Robert Service and author Jack London.</w:t>
         <w:br/>
-        <w:t>USA TODAY: Beer advertising is under fire, and a bill in Congress would slap certain restrictions on it. Do you think it will pass?</w:t>
+        <w:t xml:space="preserve"> The men had a lot in common, though their lives didn't overlap there.  London got to the Klondike in 1897, in the midst of the Gold Rush, while Service didn't move there until 1904, when the bank he worked for transferred him up from Whitehorse.</w:t>
         <w:br/>
-        <w:t>LAMBRIGHT: The Federal Trade Commission found in 1985 that there was no suggestion in the scientific literature that advertising promoted abuse and no reason to believe that it promoted underage consumption. We don't think there's a serious move in Congress. The testifiers will be the typical critics of our industry - the Center for Science in the Public Interest, whose only science, in our opinion, is in their name. They don't engage in scientific studies and they make the facts suitable to whatever they'd like to say.</w:t>
+        <w:t>But both men had rough-and-tumble backgrounds. Both ended up in Dawson, and both are remembered fondly.  More important, both earned fame and fortune the same way - with words, not gold dust.</w:t>
         <w:br/>
-        <w:t>USA TODAY: How can you be so sure that advertising doesn't influence people to drink more beer?</w:t>
+        <w:t xml:space="preserve"> Robert W. Service</w:t>
         <w:br/>
-        <w:t>LAMBRIGHT: If it were our intent to promote use, we have really failed because sales are flat. Our intent is to promote our Budweiser and Michelob brands vs. our competitors' brands; we have been very successful because while other companies have lost, our company consistently each year grows in sales.</w:t>
+        <w:t xml:space="preserve"> Service is the Klondike's poet laureate, though poetry snobs distain his works. They're all driven by a throbbing rhyme scheme so strong that if you read enough of them, you start thinking that way. But that hasn't kept him out of the public's heart.</w:t>
         <w:br/>
-        <w:t xml:space="preserve"> </w:t>
+        <w:t xml:space="preserve"> Look at any of his poems - at, say, the opening of "The Shooting of Dan McGrew," a Klondike classic. Chances are, you can say it with me:</w:t>
         <w:br/>
-        <w:t>USA TODAY: Budweiser often advertises in college newspapers and radio spots. Doesn't that show that your company is singling out young people to pitch beer to?</w:t>
+        <w:t xml:space="preserve"> A bunch of the boys were whooping it up in the Malamute saloon;</w:t>
         <w:br/>
-        <w:t>BURROWS: Our wholesalers, where allowed, will buy advertising in college newspapers, either what I'll call beer advertising or Know When to Say When advertising. According to the Department of Education, 67% of the college students today are over 21. So we believe that that's an appropriate place for us to be. But it's a place that we have to manage carefully because there is a mixture.</w:t>
+        <w:t xml:space="preserve"> The kid that handles the music-box was hitting a jag-time tune . . .</w:t>
         <w:br/>
-        <w:t xml:space="preserve"> </w:t>
+        <w:t xml:space="preserve"> Or this, from the top of Service's other big hit, "The Cremation of Sam McGee":</w:t>
         <w:br/>
-        <w:t>USA TODAY: What is the profile of the average beer drinker?</w:t>
+        <w:t xml:space="preserve"> The Northern Lights have seen queer sights,</w:t>
         <w:br/>
-        <w:t>BURROWS: The demographics of a beer drinker are generally men between 24 and 49. Beer drinkers, in general, tend to earn less than $ 30,000 a year.</w:t>
+        <w:t xml:space="preserve"> But the queerest they ever did see</w:t>
         <w:br/>
-        <w:t>LAMBRIGHT: We describe them as working men and women, traditionally the blue- collar worker. There are more women drinking beer than there used to be. There are more upscale people drinking beer than there used to be.</w:t>
+        <w:t xml:space="preserve"> Was that night on the marge of Lake Lebarge</w:t>
         <w:br/>
-        <w:t xml:space="preserve"> </w:t>
+        <w:t xml:space="preserve"> I cremated Sam McGee . . .</w:t>
         <w:br/>
-        <w:t>USA TODAY: What percentage of women buy your beer?</w:t>
+        <w:t xml:space="preserve"> Service, who grew up in Scotland, had the risk-taking personality for the Gold Rush, but he didn't go with the herd. Instead, he bummed around North America, riding rails, doing odd jobs, earning meals by singing songs he'd made up.</w:t>
         <w:br/>
-        <w:t>LAMBRIGHT: Women make up the great percentage of people who buy our beer. Men make up the greater percentage of people who drink our beer. Traditionally, you still have a great volume of beer being purchased in the supermarket when people are buying groceries. And this, in turn, results in a very high number of women making the purchase decision in the store.</w:t>
+        <w:t xml:space="preserve"> By the time he got to Dawson, the rush was over, the town had settled down, and he was in banking. The bank where he worked is still standing on the Yukon River side of Front St.  - a yellow two-story that looks like stone from a distance but is really just a wood-frame box sheathed with pressed metal.</w:t>
         <w:br/>
-        <w:t xml:space="preserve"> </w:t>
+        <w:t xml:space="preserve"> Service was aware of his literary failings. "Rhyming has my ruin been," he once wrote; "with less deftness, I might have produced real poetry." It wasn't much of a regret, though: His Klondike poems are still in print, and they paid him enough in royalties to let him live nicely on the French Riviera for 40 years. He died there in 1958.</w:t>
         <w:br/>
-        <w:t>USA TODAY: What other kinds of customers are you looking for?</w:t>
+        <w:t xml:space="preserve"> His two-room cabin is on its original site and has been preserved since he moved away in 1912. It's decorated as it was in his day, right down to a basketful of the wallpaper scraps that he liked to write on. Service loved the place and rhymed it a tribute beginning, "Oh, dear little cabin, I've loved you so long, and now I must bid you goodbye . . ."</w:t>
         <w:br/>
-        <w:t>BURROWS: If you're old enough to drink, we'd love to have you for a customer, and we've been pretty successful at convincing 80 million people to come toward our product. However, we don't want to encourage alcohol abuse or drunk driving as a part of the marketing. And we don't want the business of an abuser or a child.</w:t>
+        <w:t xml:space="preserve"> Twice a day in summer, on the cabin lawn, an interpreter named Tom Byrne does a one-man show about Service and recites his best-known poems. Their galloping rhythms are effective when they're spoken aloud, and the audience loves them, smiling, nodding and murmuring along on the familiar parts.</w:t>
         <w:br/>
-        <w:t xml:space="preserve"> </w:t>
+        <w:t xml:space="preserve"> (The Robert Service Cabin is open 9 a.m. to noon and 1 to 5 p.m. daily in summer; admission to the grounds - you can look inside but not enter the cabin itself - is $ 2. Show tickets are $ 6 Canadian for adults and $ 3 for youth.)</w:t>
         <w:br/>
-        <w:t>USA TODAY: Aren't people better off not drinking?</w:t>
+        <w:t xml:space="preserve"> Jack London</w:t>
         <w:br/>
-        <w:t>LAMBRIGHT: There are numerous studies indicating that in certain areas of health, especially cardiovascular, a moderate user is in better shape than a non-user or an abuser. We believe our product is the beverage of moderation and that when used in moderation, it has positive health and social attributes related to it vs. non-use and abuse.</w:t>
+        <w:t xml:space="preserve"> Realistic adventure tales have fallen out of literary fashion, just like heavy rhyme schemes. But Jack London remains famous the world over for his, particularly for two novels of the north, "The Call of the Wild" and "White Fang," and for the short story that every high school kid on the continent has had to read at least once, "To Build a Fire."</w:t>
         <w:br/>
-        <w:t xml:space="preserve"> </w:t>
+        <w:t xml:space="preserve"> In his short lifetime - 1876 to 1916 - London wrote about 250 short stories and nearly 50 books, the best of which drew on his own Gold Rush experiences and on real events that had become legends in the Klondike mining community.</w:t>
         <w:br/>
-        <w:t>USA TODAY: Do you target market your products to minorities?</w:t>
+        <w:t xml:space="preserve"> London grew up poor and tough around San Francisco Bay, working with his muscles from the time he was a child - including time as an ocean-going oyster thief - while planning to be a writer. The hard years of his youth turned him into a socialist and gave him a lifelong sympathy with the working class.</w:t>
         <w:br/>
-        <w:t>LAMBRIGHT: A good part of that argument is aimed at billboards. It emanated out of Detroit, and a good part of that was against alcohol advertisers who were accused of aiming specifically at black, inner-city areas and taking advantage of people who were somehow more prone to a problem than anybody else. We don't believe there's an inherent evil in target marketing, and we believe that the black, inner-city community in Detroit has the ability to make a responsible decision just like any other community anywhere else. So we don't buy the argument of our critics that we are trying to take advantage of a community of people - blacks, Hispanics, women.</w:t>
+        <w:t xml:space="preserve"> London headed for the Klondike when he was 21, staked a claim on Henderson Creek, up the Yukon, about 80 miles south of Dawson.  Nearly 50 years later local trappers found what may have been his cabin - a well-made one-room log hut, roofed with sod, with the signature "Jack London" scrawled on a back log.</w:t>
         <w:br/>
-        <w:t>BURROWS: That is a cop-out, that painting over billboards is going to solve alcohol abuse. The problems that many inner-city communities face - lack of employment and educational opportunities, poverty - are more complex than a billboard. And that is why our company has tried to be active in those communities in education, such as supporting the United Negro College Fund and the National Hispanic Scholarship Foundation.</w:t>
+        <w:t xml:space="preserve"> The trappers axed the signature out of the log, and eventually Dick North, a retired newspaperman and local Jack London buff, got the handwriting analyzed.  It looks to be London's, but mysteries remain.</w:t>
         <w:br/>
-        <w:t xml:space="preserve"> </w:t>
+        <w:t xml:space="preserve"> "We don't know if he spent a week here or eight months here," said North, curator of the Jack London museum next door.</w:t>
         <w:br/>
-        <w:t>USA TODAY: Isn't it true that alcohol abuse causes more damage in economic and in human terms than illegal drug abuse?</w:t>
+        <w:t xml:space="preserve"> Gold mining didn't pay off for London, but writing did. "Jack went on to write 1,000 words a day for 18 years," North said. He became the first American writer to earn a million dollars in his lifetime.</w:t>
         <w:br/>
-        <w:t>BURROWS: We would not disagree that there are personal and economic losses associated with the abuse of our product. But to equate alcohol with those drugs takes emphasis off the illicit drug problem in this country. Let's deal with illicit drug use, but let's do so with a clear agenda, not by lumping the two together.</w:t>
+        <w:t xml:space="preserve"> London was only 40 when he died, back home in California, while taking morphine for the pain of a kidney disorder.  "He took too much," said North. People still argue over whether it was an accident or a suicide.</w:t>
         <w:br/>
-        <w:t>LAMBRIGHT: If you take a person who has been stopped for driving under the influence of drugs or alcohol, no matter what they've had, their standard response is, ''Gee, I just had two beers.'' I'm not minimizing our being a part of the problem, but I think we take a little bit of a bum rap as the cover for some other problems.</w:t>
+        <w:t xml:space="preserve"> In 1969, North got the London cabin moved from the claim site into Dawson.  About half of its logs were sent to Oakland, Calif., where they were used in a replica, so there are now two partially original Jack London cabins in North America.</w:t>
         <w:br/>
-        <w:t xml:space="preserve"> </w:t>
+        <w:t xml:space="preserve"> (The Jack London Cabin and Interpretive Centre is open free from 10 a.m. to 1 p.m. and from 2 p.m. to 6 p.m. daily, mid-May to mid-September. Curator Dick North gives interpretive talks at noon and 2:15 p.m.</w:t>
         <w:br/>
-        <w:t>USA TODAY: Some people argue that a good way to increase revenue would be to hike so-called ''sin taxes'' on alcohol. Do you agree?</w:t>
-        <w:br/>
-        <w:t>LAMBRIGHT: We already pay more taxes than we make in profit. People say that our taxes haven't been increased since 1951. That is true and false. We have not had a federal excise tax increase on beer since 1951, but since then, the states have increased our excise taxes over 700%. We are one of the most highly excise-taxed legal products in the marketplace today. We don't believe that the working-class beer drinker should be singled out to pay that tax because he enjoys a can of beer when he comes home from work as opposed to finding true, broad-based economic resolutions to the problem.</w:t>
-        <w:br/>
-        <w:br/>
-        <w:t>Notes</w:t>
-        <w:br/>
-        <w:br/>
-        <w:t>Accompanying stories; What you should tell your kids; Ads 'normalize' drinking, influence young people</w:t>
+        <w:t xml:space="preserve"> (Dawson City will hold a special Jack London Festival Sept. 17-21, in honor of London's arrival in the Klondike 100 years ago. The festival package costs $ 300 Canadian and includes hotel, most meals, all festival events including a tour of the goldfields and presentations on mining then and now. For an additional fee, participants can take a helicopter to the London claim on Henderson Creek.)</w:t>
         <w:br/>
         <w:br/>
         <w:t>Graphic</w:t>
@@ -129,7 +121,7 @@
         <w:br/>
         <w:t xml:space="preserve"> </w:t>
         <w:br/>
-        <w:t>PHOTO; b/w, David Tellez, USA TODAY (Stephen Burrows); PHOTO; b/w, David Tellez, USA TODAY (Stephen Lambright)</w:t>
+        <w:t>Photograph</w:t>
       </w:r>
     </w:p>
     <w:sectPr>
